--- a/docs/v3.0.0/tuning-20261010/furusato-data-agent-tuning-20261010.docx
+++ b/docs/v3.0.0/tuning-20261010/furusato-data-agent-tuning-20261010.docx
@@ -3258,7 +3258,7 @@
           <w:sz w:val="16"/>
           <w:rFonts w:ascii="Noto Sans CJK JP" w:hAnsi="Noto Sans CJK JP" w:eastAsia="Noto Sans CJK JP" w:cs="Noto Sans CJK JP"/>
         </w:rPr>
-        <w:t>Source manifest SHA-256: 6870f4ce2963bca0127dbfb96cb5737f78cdecd851726a377eef6d199f9e3d3c</w:t>
+        <w:t>Source manifest SHA-256: 9c5a3fd1d08baf5b00945ddc0050274497f78359029c3c8404a7d018985d89f0</w:t>
       </w:r>
     </w:p>
     <w:sectPr>
